--- a/por/docx/52.content.docx
+++ b/por/docx/52.content.docx
@@ -905,18 +905,12 @@
         </w:rPr>
         <w:t xml:space="preserve">, o “Filho” (veja </w:t>
       </w:r>
-      <w:hyperlink r:id="rId13">
-        <w:r>
-          <w:rPr>
-            <w:lang w:val="pt_PT" w:bidi="pt_PT"/>
-          </w:rPr>
-          <w:rPr>
-            <w:color w:val="0000EE"/>
-            <w:u w:val="single"/>
-          </w:rPr>
-          <w:t>1.10</w:t>
-        </w:r>
-      </w:hyperlink>
+      <w:r>
+        <w:rPr>
+          <w:lang w:val="pt_PT" w:bidi="pt_PT"/>
+        </w:rPr>
+        <w:t>1.10</w:t>
+      </w:r>
       <w:r>
         <w:rPr>
           <w:lang w:val="pt_PT" w:bidi="pt_PT"/>
@@ -1791,18 +1785,12 @@
         </w:rPr>
         <w:t>. Tradução alternativa: “mencionando vocês continuamente em nossas orações”; (2) “lembramos” no versículo seguinte (</w:t>
       </w:r>
-      <w:hyperlink r:id="rId14">
-        <w:r>
-          <w:rPr>
-            <w:lang w:val="pt_PT" w:bidi="pt_PT"/>
-          </w:rPr>
-          <w:rPr>
-            <w:color w:val="0000EE"/>
-            <w:u w:val="single"/>
-          </w:rPr>
-          <w:t>1.3</w:t>
-        </w:r>
-      </w:hyperlink>
+      <w:r>
+        <w:rPr>
+          <w:lang w:val="pt_PT" w:bidi="pt_PT"/>
+        </w:rPr>
+        <w:t>1.3</w:t>
+      </w:r>
       <w:r>
         <w:rPr>
           <w:lang w:val="pt_PT" w:bidi="pt_PT"/>
@@ -2964,18 +2952,12 @@
         </w:rPr>
         <w:t xml:space="preserve"> introduz uma razão pela qual Paulo e aqueles com ele dão graças a Deus (veja </w:t>
       </w:r>
-      <w:hyperlink r:id="rId15">
-        <w:r>
-          <w:rPr>
-            <w:lang w:val="pt_PT" w:bidi="pt_PT"/>
-          </w:rPr>
-          <w:rPr>
-            <w:color w:val="0000EE"/>
-            <w:u w:val="single"/>
-          </w:rPr>
-          <w:t>1.2</w:t>
-        </w:r>
-      </w:hyperlink>
+      <w:r>
+        <w:rPr>
+          <w:lang w:val="pt_PT" w:bidi="pt_PT"/>
+        </w:rPr>
+        <w:t>1.2</w:t>
+      </w:r>
       <w:r>
         <w:rPr>
           <w:lang w:val="pt_PT" w:bidi="pt_PT"/>
@@ -3511,18 +3493,12 @@
         </w:rPr>
         <w:t xml:space="preserve"> introduz a razão pela qual Paulo e aqueles com ele têm certeza sobre a “escolha” dos tessalonicenses (veja </w:t>
       </w:r>
-      <w:hyperlink r:id="rId16">
-        <w:r>
-          <w:rPr>
-            <w:lang w:val="pt_PT" w:bidi="pt_PT"/>
-          </w:rPr>
-          <w:rPr>
-            <w:color w:val="0000EE"/>
-            <w:u w:val="single"/>
-          </w:rPr>
-          <w:t>1.4</w:t>
-        </w:r>
-      </w:hyperlink>
+      <w:r>
+        <w:rPr>
+          <w:lang w:val="pt_PT" w:bidi="pt_PT"/>
+        </w:rPr>
+        <w:t>1.4</w:t>
+      </w:r>
       <w:r>
         <w:rPr>
           <w:lang w:val="pt_PT" w:bidi="pt_PT"/>
@@ -4991,18 +4967,12 @@
         </w:rPr>
         <w:t xml:space="preserve"> introduz um resultado de como os tessalonicenses se tornaram imitadores de Paulo, seus companheiros e do Senhor (veja </w:t>
       </w:r>
-      <w:hyperlink r:id="rId17">
-        <w:r>
-          <w:rPr>
-            <w:lang w:val="pt_PT" w:bidi="pt_PT"/>
-          </w:rPr>
-          <w:rPr>
-            <w:color w:val="0000EE"/>
-            <w:u w:val="single"/>
-          </w:rPr>
-          <w:t>1.6</w:t>
-        </w:r>
-      </w:hyperlink>
+      <w:r>
+        <w:rPr>
+          <w:lang w:val="pt_PT" w:bidi="pt_PT"/>
+        </w:rPr>
+        <w:t>1.6</w:t>
+      </w:r>
       <w:r>
         <w:rPr>
           <w:lang w:val="pt_PT" w:bidi="pt_PT"/>
@@ -5786,18 +5756,12 @@
         </w:rPr>
         <w:t xml:space="preserve">Veja como você traduziu as frases semelhantes em </w:t>
       </w:r>
-      <w:hyperlink r:id="rId18">
-        <w:r>
-          <w:rPr>
-            <w:lang w:val="pt_PT" w:bidi="pt_PT"/>
-          </w:rPr>
-          <w:rPr>
-            <w:color w:val="0000EE"/>
-            <w:u w:val="single"/>
-          </w:rPr>
-          <w:t>1.7</w:t>
-        </w:r>
-      </w:hyperlink>
+      <w:r>
+        <w:rPr>
+          <w:lang w:val="pt_PT" w:bidi="pt_PT"/>
+        </w:rPr>
+        <w:t>1.7</w:t>
+      </w:r>
       <w:r>
         <w:rPr>
           <w:lang w:val="pt_PT" w:bidi="pt_PT"/>
@@ -6496,18 +6460,12 @@
         </w:rPr>
         <w:t xml:space="preserve"> introduz a razão pela qual Paulo e seus companheiros não precisam dizer nada sobre os tessalonicenses (veja </w:t>
       </w:r>
-      <w:hyperlink r:id="rId19">
-        <w:r>
-          <w:rPr>
-            <w:lang w:val="pt_PT" w:bidi="pt_PT"/>
-          </w:rPr>
-          <w:rPr>
-            <w:color w:val="0000EE"/>
-            <w:u w:val="single"/>
-          </w:rPr>
-          <w:t>1.8</w:t>
-        </w:r>
-      </w:hyperlink>
+      <w:r>
+        <w:rPr>
+          <w:lang w:val="pt_PT" w:bidi="pt_PT"/>
+        </w:rPr>
+        <w:t>1.8</w:t>
+      </w:r>
       <w:r>
         <w:rPr>
           <w:lang w:val="pt_PT" w:bidi="pt_PT"/>
@@ -7454,18 +7412,12 @@
         </w:rPr>
         <w:t xml:space="preserve"> é paralela à frase “seguir e servir” no versículo anterior (</w:t>
       </w:r>
-      <w:hyperlink r:id="rId20">
-        <w:r>
-          <w:rPr>
-            <w:lang w:val="pt_PT" w:bidi="pt_PT"/>
-          </w:rPr>
-          <w:rPr>
-            <w:color w:val="0000EE"/>
-            <w:u w:val="single"/>
-          </w:rPr>
-          <w:t>1.9</w:t>
-        </w:r>
-      </w:hyperlink>
+      <w:r>
+        <w:rPr>
+          <w:lang w:val="pt_PT" w:bidi="pt_PT"/>
+        </w:rPr>
+        <w:t>1.9</w:t>
+      </w:r>
       <w:r>
         <w:rPr>
           <w:lang w:val="pt_PT" w:bidi="pt_PT"/>
@@ -8504,36 +8456,24 @@
         </w:rPr>
         <w:t xml:space="preserve"> introduz uma explicação mais detalhada sobre a "entrada" que Paulo e seus companheiros tiveram entre os tessalonicenses (veja </w:t>
       </w:r>
-      <w:hyperlink r:id="rId20">
-        <w:r>
-          <w:rPr>
-            <w:lang w:val="pt_PT" w:bidi="pt_PT"/>
-          </w:rPr>
-          <w:rPr>
-            <w:color w:val="0000EE"/>
-            <w:u w:val="single"/>
-          </w:rPr>
-          <w:t>1.9</w:t>
-        </w:r>
-      </w:hyperlink>
+      <w:r>
+        <w:rPr>
+          <w:lang w:val="pt_PT" w:bidi="pt_PT"/>
+        </w:rPr>
+        <w:t>1.9</w:t>
+      </w:r>
       <w:r>
         <w:rPr>
           <w:lang w:val="pt_PT" w:bidi="pt_PT"/>
         </w:rPr>
         <w:t xml:space="preserve">). Esta explicação é encontrada em </w:t>
       </w:r>
-      <w:hyperlink r:id="rId21">
-        <w:r>
-          <w:rPr>
-            <w:lang w:val="pt_PT" w:bidi="pt_PT"/>
-          </w:rPr>
-          <w:rPr>
-            <w:color w:val="0000EE"/>
-            <w:u w:val="single"/>
-          </w:rPr>
-          <w:t>2.1–12</w:t>
-        </w:r>
-      </w:hyperlink>
+      <w:r>
+        <w:rPr>
+          <w:lang w:val="pt_PT" w:bidi="pt_PT"/>
+        </w:rPr>
+        <w:t>2.1–12</w:t>
+      </w:r>
       <w:r>
         <w:rPr>
           <w:lang w:val="pt_PT" w:bidi="pt_PT"/>
@@ -8762,18 +8702,12 @@
         </w:rPr>
         <w:t xml:space="preserve">No texto original, assim como em </w:t>
       </w:r>
-      <w:hyperlink r:id="rId20">
-        <w:r>
-          <w:rPr>
-            <w:lang w:val="pt_PT" w:bidi="pt_PT"/>
-          </w:rPr>
-          <w:rPr>
-            <w:color w:val="0000EE"/>
-            <w:u w:val="single"/>
-          </w:rPr>
-          <w:t>1.9</w:t>
-        </w:r>
-      </w:hyperlink>
+      <w:r>
+        <w:rPr>
+          <w:lang w:val="pt_PT" w:bidi="pt_PT"/>
+        </w:rPr>
+        <w:t>1.9</w:t>
+      </w:r>
       <w:r>
         <w:rPr>
           <w:lang w:val="pt_PT" w:bidi="pt_PT"/>
@@ -9028,18 +8962,12 @@
         </w:rPr>
         <w:t xml:space="preserve"> introduz um contraste com a possibilidade de Paulo e seus companheiros terem visitado os tessalonicenses “sem proveito” (veja </w:t>
       </w:r>
-      <w:hyperlink r:id="rId22">
-        <w:r>
-          <w:rPr>
-            <w:lang w:val="pt_PT" w:bidi="pt_PT"/>
-          </w:rPr>
-          <w:rPr>
-            <w:color w:val="0000EE"/>
-            <w:u w:val="single"/>
-          </w:rPr>
-          <w:t>2.1</w:t>
-        </w:r>
-      </w:hyperlink>
+      <w:r>
+        <w:rPr>
+          <w:lang w:val="pt_PT" w:bidi="pt_PT"/>
+        </w:rPr>
+        <w:t>2.1</w:t>
+      </w:r>
       <w:r>
         <w:rPr>
           <w:lang w:val="pt_PT" w:bidi="pt_PT"/>
@@ -9144,18 +9072,12 @@
         </w:rPr>
         <w:t xml:space="preserve">Essas palavras fornecem informações de pano de fundo sobre o que aconteceu quando Paulo, Silas e Timóteo estavam na cidade de Filipos. Você pode ler sobre isso em </w:t>
       </w:r>
-      <w:hyperlink r:id="rId23">
-        <w:r>
-          <w:rPr>
-            <w:lang w:val="pt_PT" w:bidi="pt_PT"/>
-          </w:rPr>
-          <w:rPr>
-            <w:color w:val="0000EE"/>
-            <w:u w:val="single"/>
-          </w:rPr>
-          <w:t>Atos 16.16–40</w:t>
-        </w:r>
-      </w:hyperlink>
+      <w:r>
+        <w:rPr>
+          <w:lang w:val="pt_PT" w:bidi="pt_PT"/>
+        </w:rPr>
+        <w:t>Atos 16.16–40</w:t>
+      </w:r>
       <w:r>
         <w:rPr>
           <w:lang w:val="pt_PT" w:bidi="pt_PT"/>
@@ -11253,18 +11175,12 @@
         </w:rPr>
         <w:t xml:space="preserve">Aqui, Paulo inclui a frase "pois vocês sabem muito bem" no meio da informação que ele afirma que eles conhecem. Se for útil no seu idioma, você pode mover "vocês sabem muito bem" para onde seria natural no seu idioma. Veja como você traduziu a forma semelhante em </w:t>
       </w:r>
-      <w:hyperlink r:id="rId24">
-        <w:r>
-          <w:rPr>
-            <w:lang w:val="pt_PT" w:bidi="pt_PT"/>
-          </w:rPr>
-          <w:rPr>
-            <w:color w:val="0000EE"/>
-            <w:u w:val="single"/>
-          </w:rPr>
-          <w:t>2.2</w:t>
-        </w:r>
-      </w:hyperlink>
+      <w:r>
+        <w:rPr>
+          <w:lang w:val="pt_PT" w:bidi="pt_PT"/>
+        </w:rPr>
+        <w:t>2.2</w:t>
+      </w:r>
       <w:r>
         <w:rPr>
           <w:lang w:val="pt_PT" w:bidi="pt_PT"/>
@@ -12748,18 +12664,12 @@
         </w:rPr>
         <w:t xml:space="preserve">Aqui, a cláusula "como uma mãe ao cuidar dos seus filhos" pode ser: (1) uma explicação adicional do que Paulo já disse sobre como eles agiram como crianças. Tradução alternativa: “no meio de vocês, assim como uma mãe poderia confortar seus próprios filhos” (2) uma descrição do que ele está prestes a dizer sobre como eles anseiam pelos tessalonicenses (veja </w:t>
       </w:r>
-      <w:hyperlink r:id="rId25">
-        <w:r>
-          <w:rPr>
-            <w:lang w:val="pt_PT" w:bidi="pt_PT"/>
-          </w:rPr>
-          <w:rPr>
-            <w:color w:val="0000EE"/>
-            <w:u w:val="single"/>
-          </w:rPr>
-          <w:t>2.8</w:t>
-        </w:r>
-      </w:hyperlink>
+      <w:r>
+        <w:rPr>
+          <w:lang w:val="pt_PT" w:bidi="pt_PT"/>
+        </w:rPr>
+        <w:t>2.8</w:t>
+      </w:r>
       <w:r>
         <w:rPr>
           <w:lang w:val="pt_PT" w:bidi="pt_PT"/>
@@ -13088,18 +12998,12 @@
         </w:rPr>
         <w:t xml:space="preserve">Aqui, Paulo está usando a forma possessiva para descrever "a boa notícia" que se relaciona a "Deus" (veja a frase semelhante em </w:t>
       </w:r>
-      <w:hyperlink r:id="rId24">
-        <w:r>
-          <w:rPr>
-            <w:lang w:val="pt_PT" w:bidi="pt_PT"/>
-          </w:rPr>
-          <w:rPr>
-            <w:color w:val="0000EE"/>
-            <w:u w:val="single"/>
-          </w:rPr>
-          <w:t>2.2</w:t>
-        </w:r>
-      </w:hyperlink>
+      <w:r>
+        <w:rPr>
+          <w:lang w:val="pt_PT" w:bidi="pt_PT"/>
+        </w:rPr>
+        <w:t>2.2</w:t>
+      </w:r>
       <w:r>
         <w:rPr>
           <w:lang w:val="pt_PT" w:bidi="pt_PT"/>
@@ -13708,18 +13612,12 @@
         </w:rPr>
         <w:t xml:space="preserve">Aqui, Paulo está usando a forma possessiva para descrever "a boa notícia" que se refere a "Deus" (veja a frase semelhante em </w:t>
       </w:r>
-      <w:hyperlink r:id="rId25">
-        <w:r>
-          <w:rPr>
-            <w:lang w:val="pt_PT" w:bidi="pt_PT"/>
-          </w:rPr>
-          <w:rPr>
-            <w:color w:val="0000EE"/>
-            <w:u w:val="single"/>
-          </w:rPr>
-          <w:t>2.8</w:t>
-        </w:r>
-      </w:hyperlink>
+      <w:r>
+        <w:rPr>
+          <w:lang w:val="pt_PT" w:bidi="pt_PT"/>
+        </w:rPr>
+        <w:t>2.8</w:t>
+      </w:r>
       <w:r>
         <w:rPr>
           <w:lang w:val="pt_PT" w:bidi="pt_PT"/>
@@ -14062,18 +13960,12 @@
         </w:rPr>
         <w:t xml:space="preserve">Paulo está omitindo algumas das palavras que, em muitas línguas, uma frase precisaria para estar completa. Você poderia fornecer essas palavras do versículo anterior se isso fosse mais claro em seu idioma (veja </w:t>
       </w:r>
-      <w:hyperlink r:id="rId26">
-        <w:r>
-          <w:rPr>
-            <w:lang w:val="pt_PT" w:bidi="pt_PT"/>
-          </w:rPr>
-          <w:rPr>
-            <w:color w:val="0000EE"/>
-            <w:u w:val="single"/>
-          </w:rPr>
-          <w:t>2.10</w:t>
-        </w:r>
-      </w:hyperlink>
+      <w:r>
+        <w:rPr>
+          <w:lang w:val="pt_PT" w:bidi="pt_PT"/>
+        </w:rPr>
+        <w:t>2.10</w:t>
+      </w:r>
       <w:r>
         <w:rPr>
           <w:lang w:val="pt_PT" w:bidi="pt_PT"/>
@@ -15185,18 +15077,12 @@
         </w:rPr>
         <w:t xml:space="preserve">Aqui, a expressão "existe outra razão" pode implicar que: (1) Paulo e seus companheiros de trabalho agradecem a Deus pelos tessalonicenses assim como outras pessoas fazem (veja </w:t>
       </w:r>
-      <w:hyperlink r:id="rId27">
-        <w:r>
-          <w:rPr>
-            <w:lang w:val="pt_PT" w:bidi="pt_PT"/>
-          </w:rPr>
-          <w:rPr>
-            <w:color w:val="0000EE"/>
-            <w:u w:val="single"/>
-          </w:rPr>
-          <w:t>1.8–10</w:t>
-        </w:r>
-      </w:hyperlink>
+      <w:r>
+        <w:rPr>
+          <w:lang w:val="pt_PT" w:bidi="pt_PT"/>
+        </w:rPr>
+        <w:t>1.8–10</w:t>
+      </w:r>
       <w:r>
         <w:rPr>
           <w:lang w:val="pt_PT" w:bidi="pt_PT"/>
@@ -15301,18 +15187,12 @@
         </w:rPr>
         <w:t xml:space="preserve">Paulo usa "sempre" aqui como uma generalização para dar ênfase. Se for útil no seu idioma, você pode usar uma maneira diferente de expressar essa ênfase. Veja como você traduziu a forma semelhante em </w:t>
       </w:r>
-      <w:hyperlink r:id="rId15">
-        <w:r>
-          <w:rPr>
-            <w:lang w:val="pt_PT" w:bidi="pt_PT"/>
-          </w:rPr>
-          <w:rPr>
-            <w:color w:val="0000EE"/>
-            <w:u w:val="single"/>
-          </w:rPr>
-          <w:t>1.2</w:t>
-        </w:r>
-      </w:hyperlink>
+      <w:r>
+        <w:rPr>
+          <w:lang w:val="pt_PT" w:bidi="pt_PT"/>
+        </w:rPr>
+        <w:t>1.2</w:t>
+      </w:r>
       <w:r>
         <w:rPr>
           <w:lang w:val="pt_PT" w:bidi="pt_PT"/>
@@ -17318,36 +17198,24 @@
         </w:rPr>
         <w:t xml:space="preserve">Aqui, a palavra "impedir" poderia introduzir: (1) uma razão pela qual Paulo diz que os judeus incrédulos não são “agradáveis a Deus” e são “hostis a todos os homens” (veja </w:t>
       </w:r>
-      <w:hyperlink r:id="rId28">
-        <w:r>
-          <w:rPr>
-            <w:lang w:val="pt_PT" w:bidi="pt_PT"/>
-          </w:rPr>
-          <w:rPr>
-            <w:color w:val="0000EE"/>
-            <w:u w:val="single"/>
-          </w:rPr>
-          <w:t>2.15</w:t>
-        </w:r>
-      </w:hyperlink>
+      <w:r>
+        <w:rPr>
+          <w:lang w:val="pt_PT" w:bidi="pt_PT"/>
+        </w:rPr>
+        <w:t>2.15</w:t>
+      </w:r>
       <w:r>
         <w:rPr>
           <w:lang w:val="pt_PT" w:bidi="pt_PT"/>
         </w:rPr>
         <w:t xml:space="preserve">). Tradução alternativa: “porque eles impedem” ou “o que é porque eles impedem” (2) o meio pelo qual os judeus incrédulos agem de maneiras que não são “agradáveis a Deus” e “hostis a todos os homens” (veja </w:t>
       </w:r>
-      <w:hyperlink r:id="rId28">
-        <w:r>
-          <w:rPr>
-            <w:lang w:val="pt_PT" w:bidi="pt_PT"/>
-          </w:rPr>
-          <w:rPr>
-            <w:color w:val="0000EE"/>
-            <w:u w:val="single"/>
-          </w:rPr>
-          <w:t>2.15</w:t>
-        </w:r>
-      </w:hyperlink>
+      <w:r>
+        <w:rPr>
+          <w:lang w:val="pt_PT" w:bidi="pt_PT"/>
+        </w:rPr>
+        <w:t>2.15</w:t>
+      </w:r>
       <w:r>
         <w:rPr>
           <w:lang w:val="pt_PT" w:bidi="pt_PT"/>
@@ -18215,18 +18083,12 @@
         </w:rPr>
         <w:t xml:space="preserve">Se o seu idioma não utiliza um substantivo abstrato para a ideia de "castigo", você pode expressar a mesma ideia de outra forma. Veja como você traduziu esta palavra em </w:t>
       </w:r>
-      <w:hyperlink r:id="rId13">
-        <w:r>
-          <w:rPr>
-            <w:lang w:val="pt_PT" w:bidi="pt_PT"/>
-          </w:rPr>
-          <w:rPr>
-            <w:color w:val="0000EE"/>
-            <w:u w:val="single"/>
-          </w:rPr>
-          <w:t>1.10</w:t>
-        </w:r>
-      </w:hyperlink>
+      <w:r>
+        <w:rPr>
+          <w:lang w:val="pt_PT" w:bidi="pt_PT"/>
+        </w:rPr>
+        <w:t>1.10</w:t>
+      </w:r>
       <w:r>
         <w:rPr>
           <w:lang w:val="pt_PT" w:bidi="pt_PT"/>
@@ -18541,18 +18403,12 @@
         </w:rPr>
         <w:t xml:space="preserve">Aqui, Paulo se refere a como ele e seus companheiros de trabalho tiveram que deixar os tessalonicenses logo após chegarem à cidade e pregarem as boas-novas para eles. Você pode ler sobre isso em </w:t>
       </w:r>
-      <w:hyperlink r:id="rId29">
-        <w:r>
-          <w:rPr>
-            <w:lang w:val="pt_PT" w:bidi="pt_PT"/>
-          </w:rPr>
-          <w:rPr>
-            <w:color w:val="0000EE"/>
-            <w:u w:val="single"/>
-          </w:rPr>
-          <w:t>Atos 17.1–10</w:t>
-        </w:r>
-      </w:hyperlink>
+      <w:r>
+        <w:rPr>
+          <w:lang w:val="pt_PT" w:bidi="pt_PT"/>
+        </w:rPr>
+        <w:t>Atos 17.1–10</w:t>
+      </w:r>
       <w:r>
         <w:rPr>
           <w:lang w:val="pt_PT" w:bidi="pt_PT"/>
@@ -18671,18 +18527,12 @@
         </w:rPr>
         <w:t xml:space="preserve">Se o seu idioma não utiliza essa forma ativa, você pode expressar a ideia de forma passiva ou de outra maneira que seja natural no seu idioma. Se precisar declarar quem realizou a ação, </w:t>
       </w:r>
-      <w:hyperlink r:id="rId29">
-        <w:r>
-          <w:rPr>
-            <w:lang w:val="pt_PT" w:bidi="pt_PT"/>
-          </w:rPr>
-          <w:rPr>
-            <w:color w:val="0000EE"/>
-            <w:u w:val="single"/>
-          </w:rPr>
-          <w:t>Atos 17.1–10</w:t>
-        </w:r>
-      </w:hyperlink>
+      <w:r>
+        <w:rPr>
+          <w:lang w:val="pt_PT" w:bidi="pt_PT"/>
+        </w:rPr>
+        <w:t>Atos 17.1–10</w:t>
+      </w:r>
       <w:r>
         <w:rPr>
           <w:lang w:val="pt_PT" w:bidi="pt_PT"/>
@@ -21012,36 +20862,24 @@
         </w:rPr>
         <w:t xml:space="preserve">Aqui, a palavra "Sim" poderia introduzir: (1) uma reformulação do ponto que Paulo fez no versículo anterior (Veja: </w:t>
       </w:r>
-      <w:hyperlink r:id="rId30">
-        <w:r>
-          <w:rPr>
-            <w:lang w:val="pt_PT" w:bidi="pt_PT"/>
-          </w:rPr>
-          <w:rPr>
-            <w:color w:val="0000EE"/>
-            <w:u w:val="single"/>
-          </w:rPr>
-          <w:t>2.19</w:t>
-        </w:r>
-      </w:hyperlink>
+      <w:r>
+        <w:rPr>
+          <w:lang w:val="pt_PT" w:bidi="pt_PT"/>
+        </w:rPr>
+        <w:t>2.19</w:t>
+      </w:r>
       <w:r>
         <w:rPr>
           <w:lang w:val="pt_PT" w:bidi="pt_PT"/>
         </w:rPr>
         <w:t xml:space="preserve">). Tradução alternativa: “Para,” (2) a base para o ponto que Paulo fez no versículo anterior (Veja: </w:t>
       </w:r>
-      <w:hyperlink r:id="rId30">
-        <w:r>
-          <w:rPr>
-            <w:lang w:val="pt_PT" w:bidi="pt_PT"/>
-          </w:rPr>
-          <w:rPr>
-            <w:color w:val="0000EE"/>
-            <w:u w:val="single"/>
-          </w:rPr>
-          <w:t>2.19</w:t>
-        </w:r>
-      </w:hyperlink>
+      <w:r>
+        <w:rPr>
+          <w:lang w:val="pt_PT" w:bidi="pt_PT"/>
+        </w:rPr>
+        <w:t>2.19</w:t>
+      </w:r>
       <w:r>
         <w:rPr>
           <w:lang w:val="pt_PT" w:bidi="pt_PT"/>
@@ -21244,18 +21082,12 @@
         </w:rPr>
         <w:t xml:space="preserve">Aqui, a palavra "Então" introduz uma inferência ou resultado com base no que Paulo disse nos versículos anteriores sobre como ele e seus companheiros de trabalho desejavam visitar os tessalonicenses (veja </w:t>
       </w:r>
-      <w:hyperlink r:id="rId31">
-        <w:r>
-          <w:rPr>
-            <w:lang w:val="pt_PT" w:bidi="pt_PT"/>
-          </w:rPr>
-          <w:rPr>
-            <w:color w:val="0000EE"/>
-            <w:u w:val="single"/>
-          </w:rPr>
-          <w:t>2.17–20</w:t>
-        </w:r>
-      </w:hyperlink>
+      <w:r>
+        <w:rPr>
+          <w:lang w:val="pt_PT" w:bidi="pt_PT"/>
+        </w:rPr>
+        <w:t>2.17–20</w:t>
+      </w:r>
       <w:r>
         <w:rPr>
           <w:lang w:val="pt_PT" w:bidi="pt_PT"/>
@@ -22877,18 +22709,12 @@
         </w:rPr>
         <w:t xml:space="preserve">Aqui, as palavras "de que" poderia introduzir: (1) outro propósito pelo qual Paulo enviou Timóteo aos tessalonicenses para fortalecê-los e confortá-los (veja </w:t>
       </w:r>
-      <w:hyperlink r:id="rId32">
-        <w:r>
-          <w:rPr>
-            <w:lang w:val="pt_PT" w:bidi="pt_PT"/>
-          </w:rPr>
-          <w:rPr>
-            <w:color w:val="0000EE"/>
-            <w:u w:val="single"/>
-          </w:rPr>
-          <w:t>3.2</w:t>
-        </w:r>
-      </w:hyperlink>
+      <w:r>
+        <w:rPr>
+          <w:lang w:val="pt_PT" w:bidi="pt_PT"/>
+        </w:rPr>
+        <w:t>3.2</w:t>
+      </w:r>
       <w:r>
         <w:rPr>
           <w:lang w:val="pt_PT" w:bidi="pt_PT"/>
@@ -23749,18 +23575,12 @@
         </w:rPr>
         <w:t xml:space="preserve">Aqui, a frase "Pois" introduz outra razão pela qual os tessalonicenses não deveriam “ficar perturbados por essas aflições” (veja </w:t>
       </w:r>
-      <w:hyperlink r:id="rId33">
-        <w:r>
-          <w:rPr>
-            <w:lang w:val="pt_PT" w:bidi="pt_PT"/>
-          </w:rPr>
-          <w:rPr>
-            <w:color w:val="0000EE"/>
-            <w:u w:val="single"/>
-          </w:rPr>
-          <w:t>3.3</w:t>
-        </w:r>
-      </w:hyperlink>
+      <w:r>
+        <w:rPr>
+          <w:lang w:val="pt_PT" w:bidi="pt_PT"/>
+        </w:rPr>
+        <w:t>3.3</w:t>
+      </w:r>
       <w:r>
         <w:rPr>
           <w:lang w:val="pt_PT" w:bidi="pt_PT"/>
@@ -24320,18 +24140,12 @@
         </w:rPr>
         <w:t xml:space="preserve">Aqui, a palavra "isso" pode referir-se a: (1) o que Paulo disse no versículo anterior sobre como os crentes experimentaram as perseguições (Veja: </w:t>
       </w:r>
-      <w:hyperlink r:id="rId34">
-        <w:r>
-          <w:rPr>
-            <w:lang w:val="pt_PT" w:bidi="pt_PT"/>
-          </w:rPr>
-          <w:rPr>
-            <w:color w:val="0000EE"/>
-            <w:u w:val="single"/>
-          </w:rPr>
-          <w:t>3.4</w:t>
-        </w:r>
-      </w:hyperlink>
+      <w:r>
+        <w:rPr>
+          <w:lang w:val="pt_PT" w:bidi="pt_PT"/>
+        </w:rPr>
+        <w:t>3.4</w:t>
+      </w:r>
       <w:r>
         <w:rPr>
           <w:lang w:val="pt_PT" w:bidi="pt_PT"/>
@@ -24450,18 +24264,12 @@
         </w:rPr>
         <w:t xml:space="preserve">Aqui, assim como em </w:t>
       </w:r>
-      <w:hyperlink r:id="rId35">
-        <w:r>
-          <w:rPr>
-            <w:lang w:val="pt_PT" w:bidi="pt_PT"/>
-          </w:rPr>
-          <w:rPr>
-            <w:color w:val="0000EE"/>
-            <w:u w:val="single"/>
-          </w:rPr>
-          <w:t>3.1</w:t>
-        </w:r>
-      </w:hyperlink>
+      <w:r>
+        <w:rPr>
+          <w:lang w:val="pt_PT" w:bidi="pt_PT"/>
+        </w:rPr>
+        <w:t>3.1</w:t>
+      </w:r>
       <w:r>
         <w:rPr>
           <w:lang w:val="pt_PT" w:bidi="pt_PT"/>
@@ -24580,18 +24388,12 @@
         </w:rPr>
         <w:t xml:space="preserve">Aqui, assim como em </w:t>
       </w:r>
-      <w:hyperlink r:id="rId35">
-        <w:r>
-          <w:rPr>
-            <w:lang w:val="pt_PT" w:bidi="pt_PT"/>
-          </w:rPr>
-          <w:rPr>
-            <w:color w:val="0000EE"/>
-            <w:u w:val="single"/>
-          </w:rPr>
-          <w:t>3.1</w:t>
-        </w:r>
-      </w:hyperlink>
+      <w:r>
+        <w:rPr>
+          <w:lang w:val="pt_PT" w:bidi="pt_PT"/>
+        </w:rPr>
+        <w:t>3.1</w:t>
+      </w:r>
       <w:r>
         <w:rPr>
           <w:lang w:val="pt_PT" w:bidi="pt_PT"/>
@@ -26749,18 +26551,12 @@
         </w:rPr>
         <w:t xml:space="preserve">No texto original, existe a palavra "Para" que introduz a razão pela qual o que Paulo disse no versículo anterior sobre ser encorajado é verdade (Veja: </w:t>
       </w:r>
-      <w:hyperlink r:id="rId36">
-        <w:r>
-          <w:rPr>
-            <w:lang w:val="pt_PT" w:bidi="pt_PT"/>
-          </w:rPr>
-          <w:rPr>
-            <w:color w:val="0000EE"/>
-            <w:u w:val="single"/>
-          </w:rPr>
-          <w:t>3.7</w:t>
-        </w:r>
-      </w:hyperlink>
+      <w:r>
+        <w:rPr>
+          <w:lang w:val="pt_PT" w:bidi="pt_PT"/>
+        </w:rPr>
+        <w:t>3.7</w:t>
+      </w:r>
       <w:r>
         <w:rPr>
           <w:lang w:val="pt_PT" w:bidi="pt_PT"/>
@@ -29421,18 +29217,12 @@
         </w:rPr>
         <w:t xml:space="preserve"> referem-se à mesma pessoa. Se for útil no seu idioma, você pode tornar essa ideia mais explícita. Veja como você traduziu a frase semelhante em </w:t>
       </w:r>
-      <w:hyperlink r:id="rId14">
-        <w:r>
-          <w:rPr>
-            <w:lang w:val="pt_PT" w:bidi="pt_PT"/>
-          </w:rPr>
-          <w:rPr>
-            <w:color w:val="0000EE"/>
-            <w:u w:val="single"/>
-          </w:rPr>
-          <w:t>1.3</w:t>
-        </w:r>
-      </w:hyperlink>
+      <w:r>
+        <w:rPr>
+          <w:lang w:val="pt_PT" w:bidi="pt_PT"/>
+        </w:rPr>
+        <w:t>1.3</w:t>
+      </w:r>
       <w:r>
         <w:rPr>
           <w:lang w:val="pt_PT" w:bidi="pt_PT"/>
@@ -30645,18 +30435,12 @@
         </w:rPr>
         <w:t xml:space="preserve"> introduz o propósito pelo qual Paulo ora para que o Senhor faça os tessalonicenses aumentarem em amor (veja </w:t>
       </w:r>
-      <w:hyperlink r:id="rId37">
-        <w:r>
-          <w:rPr>
-            <w:lang w:val="pt_PT" w:bidi="pt_PT"/>
-          </w:rPr>
-          <w:rPr>
-            <w:color w:val="0000EE"/>
-            <w:u w:val="single"/>
-          </w:rPr>
-          <w:t>3.12</w:t>
-        </w:r>
-      </w:hyperlink>
+      <w:r>
+        <w:rPr>
+          <w:lang w:val="pt_PT" w:bidi="pt_PT"/>
+        </w:rPr>
+        <w:t>3.12</w:t>
+      </w:r>
       <w:r>
         <w:rPr>
           <w:lang w:val="pt_PT" w:bidi="pt_PT"/>
@@ -31289,18 +31073,12 @@
         </w:rPr>
         <w:t xml:space="preserve"> referem-se à mesma pessoa. Se for útil em seu idioma, você pode tornar essa ideia mais explícita. Veja como você traduziu a frase semelhante em </w:t>
       </w:r>
-      <w:hyperlink r:id="rId38">
-        <w:r>
-          <w:rPr>
-            <w:lang w:val="pt_PT" w:bidi="pt_PT"/>
-          </w:rPr>
-          <w:rPr>
-            <w:color w:val="0000EE"/>
-            <w:u w:val="single"/>
-          </w:rPr>
-          <w:t>3.11</w:t>
-        </w:r>
-      </w:hyperlink>
+      <w:r>
+        <w:rPr>
+          <w:lang w:val="pt_PT" w:bidi="pt_PT"/>
+        </w:rPr>
+        <w:t>3.11</w:t>
+      </w:r>
       <w:r>
         <w:rPr>
           <w:lang w:val="pt_PT" w:bidi="pt_PT"/>
@@ -32305,18 +32083,12 @@
         </w:rPr>
         <w:t xml:space="preserve">. Se for útil no seu idioma, você pode declarar o significado de forma clara. Veja como você traduziu a frase semelhante em </w:t>
       </w:r>
-      <w:hyperlink r:id="rId39">
-        <w:r>
-          <w:rPr>
-            <w:lang w:val="pt_PT" w:bidi="pt_PT"/>
-          </w:rPr>
-          <w:rPr>
-            <w:color w:val="0000EE"/>
-            <w:u w:val="single"/>
-          </w:rPr>
-          <w:t>2.12</w:t>
-        </w:r>
-      </w:hyperlink>
+      <w:r>
+        <w:rPr>
+          <w:lang w:val="pt_PT" w:bidi="pt_PT"/>
+        </w:rPr>
+        <w:t>2.12</w:t>
+      </w:r>
       <w:r>
         <w:rPr>
           <w:lang w:val="pt_PT" w:bidi="pt_PT"/>
@@ -32909,18 +32681,12 @@
         </w:rPr>
         <w:t xml:space="preserve"> introduz uma explicação adicional sobre o que Paulo disse no versículo anterior a respeito de como os tessalonicenses receberam instruções de Paulo e seus colaboradores (Veja: </w:t>
       </w:r>
-      <w:hyperlink r:id="rId40">
-        <w:r>
-          <w:rPr>
-            <w:lang w:val="pt_PT" w:bidi="pt_PT"/>
-          </w:rPr>
-          <w:rPr>
-            <w:color w:val="0000EE"/>
-            <w:u w:val="single"/>
-          </w:rPr>
-          <w:t>4.1</w:t>
-        </w:r>
-      </w:hyperlink>
+      <w:r>
+        <w:rPr>
+          <w:lang w:val="pt_PT" w:bidi="pt_PT"/>
+        </w:rPr>
+        <w:t>4.1</w:t>
+      </w:r>
       <w:r>
         <w:rPr>
           <w:lang w:val="pt_PT" w:bidi="pt_PT"/>
@@ -33286,18 +33052,12 @@
         </w:rPr>
         <w:t xml:space="preserve"> introduz exemplos específicos dos “mandamentos” que Paulo e seus companheiros deram aos tessalonicenses (Veja: </w:t>
       </w:r>
-      <w:hyperlink r:id="rId41">
-        <w:r>
-          <w:rPr>
-            <w:lang w:val="pt_PT" w:bidi="pt_PT"/>
-          </w:rPr>
-          <w:rPr>
-            <w:color w:val="0000EE"/>
-            <w:u w:val="single"/>
-          </w:rPr>
-          <w:t>4.2</w:t>
-        </w:r>
-      </w:hyperlink>
+      <w:r>
+        <w:rPr>
+          <w:lang w:val="pt_PT" w:bidi="pt_PT"/>
+        </w:rPr>
+        <w:t>4.2</w:t>
+      </w:r>
       <w:r>
         <w:rPr>
           <w:lang w:val="pt_PT" w:bidi="pt_PT"/>
@@ -33734,18 +33494,12 @@
         </w:rPr>
         <w:t xml:space="preserve">. Esta explicação continua em </w:t>
       </w:r>
-      <w:hyperlink r:id="rId42">
-        <w:r>
-          <w:rPr>
-            <w:lang w:val="pt_PT" w:bidi="pt_PT"/>
-          </w:rPr>
-          <w:rPr>
-            <w:color w:val="0000EE"/>
-            <w:u w:val="single"/>
-          </w:rPr>
-          <w:t>4.4–6</w:t>
-        </w:r>
-      </w:hyperlink>
+      <w:r>
+        <w:rPr>
+          <w:lang w:val="pt_PT" w:bidi="pt_PT"/>
+        </w:rPr>
+        <w:t>4.4–6</w:t>
+      </w:r>
       <w:r>
         <w:rPr>
           <w:lang w:val="pt_PT" w:bidi="pt_PT"/>
@@ -34052,36 +33806,24 @@
         </w:rPr>
         <w:t xml:space="preserve"> pode querer dizer: (1) dar outro exemplo do que significa “santificação” (Veja: </w:t>
       </w:r>
-      <w:hyperlink r:id="rId43">
-        <w:r>
-          <w:rPr>
-            <w:lang w:val="pt_PT" w:bidi="pt_PT"/>
-          </w:rPr>
-          <w:rPr>
-            <w:color w:val="0000EE"/>
-            <w:u w:val="single"/>
-          </w:rPr>
-          <w:t>4.3</w:t>
-        </w:r>
-      </w:hyperlink>
+      <w:r>
+        <w:rPr>
+          <w:lang w:val="pt_PT" w:bidi="pt_PT"/>
+        </w:rPr>
+        <w:t>4.3</w:t>
+      </w:r>
       <w:r>
         <w:rPr>
           <w:lang w:val="pt_PT" w:bidi="pt_PT"/>
         </w:rPr>
         <w:t xml:space="preserve">). Tradução alternativa: “e ainda, que cada um de vocês saiba”; (2) descrever mais especificamente o que significa evitar a “imoralidade sexual” (Veja: </w:t>
       </w:r>
-      <w:hyperlink r:id="rId43">
-        <w:r>
-          <w:rPr>
-            <w:lang w:val="pt_PT" w:bidi="pt_PT"/>
-          </w:rPr>
-          <w:rPr>
-            <w:color w:val="0000EE"/>
-            <w:u w:val="single"/>
-          </w:rPr>
-          <w:t>4.3</w:t>
-        </w:r>
-      </w:hyperlink>
+      <w:r>
+        <w:rPr>
+          <w:lang w:val="pt_PT" w:bidi="pt_PT"/>
+        </w:rPr>
+        <w:t>4.3</w:t>
+      </w:r>
       <w:r>
         <w:rPr>
           <w:lang w:val="pt_PT" w:bidi="pt_PT"/>
@@ -35018,18 +34760,12 @@
         </w:rPr>
         <w:t xml:space="preserve">” (Veja: </w:t>
       </w:r>
-      <w:hyperlink r:id="rId44">
-        <w:r>
-          <w:rPr>
-            <w:lang w:val="pt_PT" w:bidi="pt_PT"/>
-          </w:rPr>
-          <w:rPr>
-            <w:color w:val="0000EE"/>
-            <w:u w:val="single"/>
-          </w:rPr>
-          <w:t>4.4</w:t>
-        </w:r>
-      </w:hyperlink>
+      <w:r>
+        <w:rPr>
+          <w:lang w:val="pt_PT" w:bidi="pt_PT"/>
+        </w:rPr>
+        <w:t>4.4</w:t>
+      </w:r>
       <w:r>
         <w:rPr>
           <w:lang w:val="pt_PT" w:bidi="pt_PT"/>
@@ -35837,54 +35573,36 @@
         </w:rPr>
         <w:t xml:space="preserve"> poderia introduzir: (1) o propósito do que Paulo disse em </w:t>
       </w:r>
-      <w:hyperlink r:id="rId45">
-        <w:r>
-          <w:rPr>
-            <w:lang w:val="pt_PT" w:bidi="pt_PT"/>
-          </w:rPr>
-          <w:rPr>
-            <w:color w:val="0000EE"/>
-            <w:u w:val="single"/>
-          </w:rPr>
-          <w:t>4.3–5</w:t>
-        </w:r>
-      </w:hyperlink>
+      <w:r>
+        <w:rPr>
+          <w:lang w:val="pt_PT" w:bidi="pt_PT"/>
+        </w:rPr>
+        <w:t>4.3–5</w:t>
+      </w:r>
       <w:r>
         <w:rPr>
           <w:lang w:val="pt_PT" w:bidi="pt_PT"/>
         </w:rPr>
         <w:t xml:space="preserve"> sobre abster-se da imoralidade sexual. Tradução alternativa: “para não prejudicar o seu irmão”; (2) outro exemplo do que significa “ser completamente dedicado a Deus” (Veja: </w:t>
       </w:r>
-      <w:hyperlink r:id="rId43">
-        <w:r>
-          <w:rPr>
-            <w:lang w:val="pt_PT" w:bidi="pt_PT"/>
-          </w:rPr>
-          <w:rPr>
-            <w:color w:val="0000EE"/>
-            <w:u w:val="single"/>
-          </w:rPr>
-          <w:t>4.3</w:t>
-        </w:r>
-      </w:hyperlink>
+      <w:r>
+        <w:rPr>
+          <w:lang w:val="pt_PT" w:bidi="pt_PT"/>
+        </w:rPr>
+        <w:t>4.3</w:t>
+      </w:r>
       <w:r>
         <w:rPr>
           <w:lang w:val="pt_PT" w:bidi="pt_PT"/>
         </w:rPr>
         <w:t xml:space="preserve">). Tradução alternativa: “e que ninguém prejudique o seu irmão a fim de andar em santidade”; (3) outra descrição do que significa evitar a “imoralidade sexual” (Veja: </w:t>
       </w:r>
-      <w:hyperlink r:id="rId43">
-        <w:r>
-          <w:rPr>
-            <w:lang w:val="pt_PT" w:bidi="pt_PT"/>
-          </w:rPr>
-          <w:rPr>
-            <w:color w:val="0000EE"/>
-            <w:u w:val="single"/>
-          </w:rPr>
-          <w:t>4.3</w:t>
-        </w:r>
-      </w:hyperlink>
+      <w:r>
+        <w:rPr>
+          <w:lang w:val="pt_PT" w:bidi="pt_PT"/>
+        </w:rPr>
+        <w:t>4.3</w:t>
+      </w:r>
       <w:r>
         <w:rPr>
           <w:lang w:val="pt_PT" w:bidi="pt_PT"/>
@@ -36979,18 +36697,12 @@
         </w:rPr>
         <w:t xml:space="preserve">introduz uma razão ou base para o que Paulo disse sobre evitar a imoralidade sexual (Veja: </w:t>
       </w:r>
-      <w:hyperlink r:id="rId46">
-        <w:r>
-          <w:rPr>
-            <w:lang w:val="pt_PT" w:bidi="pt_PT"/>
-          </w:rPr>
-          <w:rPr>
-            <w:color w:val="0000EE"/>
-            <w:u w:val="single"/>
-          </w:rPr>
-          <w:t>4.3–6</w:t>
-        </w:r>
-      </w:hyperlink>
+      <w:r>
+        <w:rPr>
+          <w:lang w:val="pt_PT" w:bidi="pt_PT"/>
+        </w:rPr>
+        <w:t>4.3–6</w:t>
+      </w:r>
       <w:r>
         <w:rPr>
           <w:lang w:val="pt_PT" w:bidi="pt_PT"/>
@@ -37479,18 +37191,12 @@
         </w:rPr>
         <w:t xml:space="preserve"> introduz uma inferência ou conclusão do que Paulo disse em </w:t>
       </w:r>
-      <w:hyperlink r:id="rId47">
-        <w:r>
-          <w:rPr>
-            <w:lang w:val="pt_PT" w:bidi="pt_PT"/>
-          </w:rPr>
-          <w:rPr>
-            <w:color w:val="0000EE"/>
-            <w:u w:val="single"/>
-          </w:rPr>
-          <w:t>4.3–7</w:t>
-        </w:r>
-      </w:hyperlink>
+      <w:r>
+        <w:rPr>
+          <w:lang w:val="pt_PT" w:bidi="pt_PT"/>
+        </w:rPr>
+        <w:t>4.3–7</w:t>
+      </w:r>
       <w:r>
         <w:rPr>
           <w:lang w:val="pt_PT" w:bidi="pt_PT"/>
@@ -39207,18 +38913,12 @@
         </w:rPr>
         <w:t xml:space="preserve"> introduz outra razão pela qual Paulo e seus companheiros de trabalho não precisam escrever aos tessalonicenses (veja </w:t>
       </w:r>
-      <w:hyperlink r:id="rId48">
-        <w:r>
-          <w:rPr>
-            <w:lang w:val="pt_PT" w:bidi="pt_PT"/>
-          </w:rPr>
-          <w:rPr>
-            <w:color w:val="0000EE"/>
-            <w:u w:val="single"/>
-          </w:rPr>
-          <w:t>4.9</w:t>
-        </w:r>
-      </w:hyperlink>
+      <w:r>
+        <w:rPr>
+          <w:lang w:val="pt_PT" w:bidi="pt_PT"/>
+        </w:rPr>
+        <w:t>4.9</w:t>
+      </w:r>
       <w:r>
         <w:rPr>
           <w:lang w:val="pt_PT" w:bidi="pt_PT"/>
@@ -39374,18 +39074,12 @@
         </w:rPr>
         <w:t xml:space="preserve">” (veja </w:t>
       </w:r>
-      <w:hyperlink r:id="rId48">
-        <w:r>
-          <w:rPr>
-            <w:lang w:val="pt_PT" w:bidi="pt_PT"/>
-          </w:rPr>
-          <w:rPr>
-            <w:color w:val="0000EE"/>
-            <w:u w:val="single"/>
-          </w:rPr>
-          <w:t>4.9</w:t>
-        </w:r>
-      </w:hyperlink>
+      <w:r>
+        <w:rPr>
+          <w:lang w:val="pt_PT" w:bidi="pt_PT"/>
+        </w:rPr>
+        <w:t>4.9</w:t>
+      </w:r>
       <w:r>
         <w:rPr>
           <w:lang w:val="pt_PT" w:bidi="pt_PT"/>
@@ -40207,36 +39901,24 @@
         </w:rPr>
         <w:t xml:space="preserve"> poderia introduzir: (1) o resultado de fazer o que Paulo ordenou em </w:t>
       </w:r>
-      <w:hyperlink r:id="rId49">
-        <w:r>
-          <w:rPr>
-            <w:lang w:val="pt_PT" w:bidi="pt_PT"/>
-          </w:rPr>
-          <w:rPr>
-            <w:color w:val="0000EE"/>
-            <w:u w:val="single"/>
-          </w:rPr>
-          <w:t>4.10–11</w:t>
-        </w:r>
-      </w:hyperlink>
+      <w:r>
+        <w:rPr>
+          <w:lang w:val="pt_PT" w:bidi="pt_PT"/>
+        </w:rPr>
+        <w:t>4.10–11</w:t>
+      </w:r>
       <w:r>
         <w:rPr>
           <w:lang w:val="pt_PT" w:bidi="pt_PT"/>
         </w:rPr>
         <w:t xml:space="preserve">. Tradução alternativa: “com o resultado de que”; (2) o propósito de fazer o que Paulo ordenou em </w:t>
       </w:r>
-      <w:hyperlink r:id="rId49">
-        <w:r>
-          <w:rPr>
-            <w:lang w:val="pt_PT" w:bidi="pt_PT"/>
-          </w:rPr>
-          <w:rPr>
-            <w:color w:val="0000EE"/>
-            <w:u w:val="single"/>
-          </w:rPr>
-          <w:t>4.10–11</w:t>
-        </w:r>
-      </w:hyperlink>
+      <w:r>
+        <w:rPr>
+          <w:lang w:val="pt_PT" w:bidi="pt_PT"/>
+        </w:rPr>
+        <w:t>4.10–11</w:t>
+      </w:r>
       <w:r>
         <w:rPr>
           <w:lang w:val="pt_PT" w:bidi="pt_PT"/>
@@ -42806,18 +42488,12 @@
         </w:rPr>
         <w:t xml:space="preserve">. Veja como você traduziu a frase semelhante em </w:t>
       </w:r>
-      <w:hyperlink r:id="rId50">
-        <w:r>
-          <w:rPr>
-            <w:lang w:val="pt_PT" w:bidi="pt_PT"/>
-          </w:rPr>
-          <w:rPr>
-            <w:color w:val="0000EE"/>
-            <w:u w:val="single"/>
-          </w:rPr>
-          <w:t>4.13</w:t>
-        </w:r>
-      </w:hyperlink>
+      <w:r>
+        <w:rPr>
+          <w:lang w:val="pt_PT" w:bidi="pt_PT"/>
+        </w:rPr>
+        <w:t>4.13</w:t>
+      </w:r>
       <w:r>
         <w:rPr>
           <w:lang w:val="pt_PT" w:bidi="pt_PT"/>
@@ -44075,18 +43751,12 @@
         </w:rPr>
         <w:t xml:space="preserve"> refere-se ao momento específico no futuro quando Jesus retornará à terra, julgará todos, punirá os descrentes e recompensará os crentes. Se for útil em seu idioma, você pode tornar essa ideia mais explícita. Veja como você traduziu a frase semelhante em </w:t>
       </w:r>
-      <w:hyperlink r:id="rId51">
-        <w:r>
-          <w:rPr>
-            <w:lang w:val="pt_PT" w:bidi="pt_PT"/>
-          </w:rPr>
-          <w:rPr>
-            <w:color w:val="0000EE"/>
-            <w:u w:val="single"/>
-          </w:rPr>
-          <w:t>3.13</w:t>
-        </w:r>
-      </w:hyperlink>
+      <w:r>
+        <w:rPr>
+          <w:lang w:val="pt_PT" w:bidi="pt_PT"/>
+        </w:rPr>
+        <w:t>3.13</w:t>
+      </w:r>
       <w:r>
         <w:rPr>
           <w:lang w:val="pt_PT" w:bidi="pt_PT"/>
@@ -44328,18 +43998,12 @@
         </w:rPr>
         <w:t xml:space="preserve"> indica que as pessoas que estiverem vivas quando Jesus voltar não o encontrarão primeiro. Em vez disso, os crentes que já morreram o encontrarão primeiro, e então os crentes que estiverem vivos o encontrarão. Paulo explica isso mais detalhadamente no versículo seguinte (veja </w:t>
       </w:r>
-      <w:hyperlink r:id="rId52">
-        <w:r>
-          <w:rPr>
-            <w:lang w:val="pt_PT" w:bidi="pt_PT"/>
-          </w:rPr>
-          <w:rPr>
-            <w:color w:val="0000EE"/>
-            <w:u w:val="single"/>
-          </w:rPr>
-          <w:t>4.16</w:t>
-        </w:r>
-      </w:hyperlink>
+      <w:r>
+        <w:rPr>
+          <w:lang w:val="pt_PT" w:bidi="pt_PT"/>
+        </w:rPr>
+        <w:t>4.16</w:t>
+      </w:r>
       <w:r>
         <w:rPr>
           <w:lang w:val="pt_PT" w:bidi="pt_PT"/>
@@ -44444,18 +44108,12 @@
         </w:rPr>
         <w:t xml:space="preserve">Veja como você traduziu a frase semelhante em </w:t>
       </w:r>
-      <w:hyperlink r:id="rId53">
-        <w:r>
-          <w:rPr>
-            <w:lang w:val="pt_PT" w:bidi="pt_PT"/>
-          </w:rPr>
-          <w:rPr>
-            <w:color w:val="0000EE"/>
-            <w:u w:val="single"/>
-          </w:rPr>
-          <w:t>4.13–14</w:t>
-        </w:r>
-      </w:hyperlink>
+      <w:r>
+        <w:rPr>
+          <w:lang w:val="pt_PT" w:bidi="pt_PT"/>
+        </w:rPr>
+        <w:t>4.13–14</w:t>
+      </w:r>
       <w:r>
         <w:rPr>
           <w:lang w:val="pt_PT" w:bidi="pt_PT"/>
@@ -44573,36 +44231,24 @@
         </w:rPr>
         <w:t xml:space="preserve"> introduz uma explicação do que Paulo disse no versículo anterior sobre como os crentes vivos não "irão antes" dos crentes mortos (veja </w:t>
       </w:r>
-      <w:hyperlink r:id="rId54">
-        <w:r>
-          <w:rPr>
-            <w:lang w:val="pt_PT" w:bidi="pt_PT"/>
-          </w:rPr>
-          <w:rPr>
-            <w:color w:val="0000EE"/>
-            <w:u w:val="single"/>
-          </w:rPr>
-          <w:t>4.15</w:t>
-        </w:r>
-      </w:hyperlink>
+      <w:r>
+        <w:rPr>
+          <w:lang w:val="pt_PT" w:bidi="pt_PT"/>
+        </w:rPr>
+        <w:t>4.15</w:t>
+      </w:r>
       <w:r>
         <w:rPr>
           <w:lang w:val="pt_PT" w:bidi="pt_PT"/>
         </w:rPr>
         <w:t xml:space="preserve">). Esta explicação continua em </w:t>
       </w:r>
-      <w:hyperlink r:id="rId55">
-        <w:r>
-          <w:rPr>
-            <w:lang w:val="pt_PT" w:bidi="pt_PT"/>
-          </w:rPr>
-          <w:rPr>
-            <w:color w:val="0000EE"/>
-            <w:u w:val="single"/>
-          </w:rPr>
-          <w:t>4.17</w:t>
-        </w:r>
-      </w:hyperlink>
+      <w:r>
+        <w:rPr>
+          <w:lang w:val="pt_PT" w:bidi="pt_PT"/>
+        </w:rPr>
+        <w:t>4.17</w:t>
+      </w:r>
       <w:r>
         <w:rPr>
           <w:lang w:val="pt_PT" w:bidi="pt_PT"/>
@@ -46312,18 +45958,12 @@
         </w:rPr>
         <w:t xml:space="preserve"> de outras pessoas. Certifique-se de que essa distinção esteja clara na sua tradução. Veja como você traduziu as frases semelhantes em </w:t>
       </w:r>
-      <w:hyperlink r:id="rId54">
-        <w:r>
-          <w:rPr>
-            <w:lang w:val="pt_PT" w:bidi="pt_PT"/>
-          </w:rPr>
-          <w:rPr>
-            <w:color w:val="0000EE"/>
-            <w:u w:val="single"/>
-          </w:rPr>
-          <w:t>4.15</w:t>
-        </w:r>
-      </w:hyperlink>
+      <w:r>
+        <w:rPr>
+          <w:lang w:val="pt_PT" w:bidi="pt_PT"/>
+        </w:rPr>
+        <w:t>4.15</w:t>
+      </w:r>
       <w:r>
         <w:rPr>
           <w:lang w:val="pt_PT" w:bidi="pt_PT"/>
@@ -47159,18 +46799,12 @@
         </w:rPr>
         <w:t xml:space="preserve"> refere-se ao que Paulo disse em </w:t>
       </w:r>
-      <w:hyperlink r:id="rId56">
-        <w:r>
-          <w:rPr>
-            <w:lang w:val="pt_PT" w:bidi="pt_PT"/>
-          </w:rPr>
-          <w:rPr>
-            <w:color w:val="0000EE"/>
-            <w:u w:val="single"/>
-          </w:rPr>
-          <w:t>4.13–17</w:t>
-        </w:r>
-      </w:hyperlink>
+      <w:r>
+        <w:rPr>
+          <w:lang w:val="pt_PT" w:bidi="pt_PT"/>
+        </w:rPr>
+        <w:t>4.13–17</w:t>
+      </w:r>
       <w:r>
         <w:rPr>
           <w:lang w:val="pt_PT" w:bidi="pt_PT"/>
@@ -50196,18 +49830,12 @@
         </w:rPr>
         <w:t xml:space="preserve"> em </w:t>
       </w:r>
-      <w:hyperlink r:id="rId57">
-        <w:r>
-          <w:rPr>
-            <w:lang w:val="pt_PT" w:bidi="pt_PT"/>
-          </w:rPr>
-          <w:rPr>
-            <w:color w:val="0000EE"/>
-            <w:u w:val="single"/>
-          </w:rPr>
-          <w:t>5.2</w:t>
-        </w:r>
-      </w:hyperlink>
+      <w:r>
+        <w:rPr>
+          <w:lang w:val="pt_PT" w:bidi="pt_PT"/>
+        </w:rPr>
+        <w:t>5.2</w:t>
+      </w:r>
       <w:r>
         <w:rPr>
           <w:lang w:val="pt_PT" w:bidi="pt_PT"/>
@@ -50227,18 +49855,12 @@
         </w:rPr>
         <w:t xml:space="preserve"> e expressem a ideia como você fez em </w:t>
       </w:r>
-      <w:hyperlink r:id="rId57">
-        <w:r>
-          <w:rPr>
-            <w:lang w:val="pt_PT" w:bidi="pt_PT"/>
-          </w:rPr>
-          <w:rPr>
-            <w:color w:val="0000EE"/>
-            <w:u w:val="single"/>
-          </w:rPr>
-          <w:t>5.2</w:t>
-        </w:r>
-      </w:hyperlink>
+      <w:r>
+        <w:rPr>
+          <w:lang w:val="pt_PT" w:bidi="pt_PT"/>
+        </w:rPr>
+        <w:t>5.2</w:t>
+      </w:r>
       <w:r>
         <w:rPr>
           <w:lang w:val="pt_PT" w:bidi="pt_PT"/>
@@ -50591,18 +50213,12 @@
         </w:rPr>
         <w:t xml:space="preserve">Aqui, a palavra "pois" introduz uma razão ou base para o que Paulo disse sobre como o “Dia” não surpreenderá os tessalonicenses (veja </w:t>
       </w:r>
-      <w:hyperlink r:id="rId57">
-        <w:r>
-          <w:rPr>
-            <w:lang w:val="pt_PT" w:bidi="pt_PT"/>
-          </w:rPr>
-          <w:rPr>
-            <w:color w:val="0000EE"/>
-            <w:u w:val="single"/>
-          </w:rPr>
-          <w:t>5.2</w:t>
-        </w:r>
-      </w:hyperlink>
+      <w:r>
+        <w:rPr>
+          <w:lang w:val="pt_PT" w:bidi="pt_PT"/>
+        </w:rPr>
+        <w:t>5.2</w:t>
+      </w:r>
       <w:r>
         <w:rPr>
           <w:lang w:val="pt_PT" w:bidi="pt_PT"/>
@@ -52499,18 +52115,12 @@
         </w:rPr>
         <w:t xml:space="preserve">Aqui, a palavra "Porque" introduz uma explicação adicional do contraste entre noite e dia (veja </w:t>
       </w:r>
-      <w:hyperlink r:id="rId58">
-        <w:r>
-          <w:rPr>
-            <w:lang w:val="pt_PT" w:bidi="pt_PT"/>
-          </w:rPr>
-          <w:rPr>
-            <w:color w:val="0000EE"/>
-            <w:u w:val="single"/>
-          </w:rPr>
-          <w:t>5.8</w:t>
-        </w:r>
-      </w:hyperlink>
+      <w:r>
+        <w:rPr>
+          <w:lang w:val="pt_PT" w:bidi="pt_PT"/>
+        </w:rPr>
+        <w:t>5.8</w:t>
+      </w:r>
       <w:r>
         <w:rPr>
           <w:lang w:val="pt_PT" w:bidi="pt_PT"/>
@@ -52936,18 +52546,12 @@
         </w:rPr>
         <w:t xml:space="preserve"> introduz um contraste com as pessoas que "dormem" e "ficam bêbadas" durante a noite (veja </w:t>
       </w:r>
-      <w:hyperlink r:id="rId59">
-        <w:r>
-          <w:rPr>
-            <w:lang w:val="pt_PT" w:bidi="pt_PT"/>
-          </w:rPr>
-          <w:rPr>
-            <w:color w:val="0000EE"/>
-            <w:u w:val="single"/>
-          </w:rPr>
-          <w:t>5.7</w:t>
-        </w:r>
-      </w:hyperlink>
+      <w:r>
+        <w:rPr>
+          <w:lang w:val="pt_PT" w:bidi="pt_PT"/>
+        </w:rPr>
+        <w:t>5.7</w:t>
+      </w:r>
       <w:r>
         <w:rPr>
           <w:lang w:val="pt_PT" w:bidi="pt_PT"/>
@@ -53300,18 +52904,12 @@
         </w:rPr>
         <w:t xml:space="preserve"> tem basicamente o mesmo significado que a expressão “filhos do dia” em </w:t>
       </w:r>
-      <w:hyperlink r:id="rId60">
-        <w:r>
-          <w:rPr>
-            <w:lang w:val="pt_PT" w:bidi="pt_PT"/>
-          </w:rPr>
-          <w:rPr>
-            <w:color w:val="0000EE"/>
-            <w:u w:val="single"/>
-          </w:rPr>
-          <w:t>5.5</w:t>
-        </w:r>
-      </w:hyperlink>
+      <w:r>
+        <w:rPr>
+          <w:lang w:val="pt_PT" w:bidi="pt_PT"/>
+        </w:rPr>
+        <w:t>5.5</w:t>
+      </w:r>
       <w:r>
         <w:rPr>
           <w:lang w:val="pt_PT" w:bidi="pt_PT"/>
@@ -53456,18 +53054,12 @@
         </w:rPr>
         <w:t>que contrasta com a frase “que ficam bêbado” no versículo anterior (</w:t>
       </w:r>
-      <w:hyperlink r:id="rId59">
-        <w:r>
-          <w:rPr>
-            <w:lang w:val="pt_PT" w:bidi="pt_PT"/>
-          </w:rPr>
-          <w:rPr>
-            <w:color w:val="0000EE"/>
-            <w:u w:val="single"/>
-          </w:rPr>
-          <w:t>5.7</w:t>
-        </w:r>
-      </w:hyperlink>
+      <w:r>
+        <w:rPr>
+          <w:lang w:val="pt_PT" w:bidi="pt_PT"/>
+        </w:rPr>
+        <w:t>5.7</w:t>
+      </w:r>
       <w:r>
         <w:rPr>
           <w:lang w:val="pt_PT" w:bidi="pt_PT"/>
@@ -54350,18 +53942,12 @@
         </w:rPr>
         <w:t xml:space="preserve">introduzindo uma razão pela qual os tessalonicenses devem fazer o que Paulo lhes ordenou em </w:t>
       </w:r>
-      <w:hyperlink r:id="rId61">
-        <w:r>
-          <w:rPr>
-            <w:lang w:val="pt_PT" w:bidi="pt_PT"/>
-          </w:rPr>
-          <w:rPr>
-            <w:color w:val="0000EE"/>
-            <w:u w:val="single"/>
-          </w:rPr>
-          <w:t>5.6–8</w:t>
-        </w:r>
-      </w:hyperlink>
+      <w:r>
+        <w:rPr>
+          <w:lang w:val="pt_PT" w:bidi="pt_PT"/>
+        </w:rPr>
+        <w:t>5.6–8</w:t>
+      </w:r>
       <w:r>
         <w:rPr>
           <w:lang w:val="pt_PT" w:bidi="pt_PT"/>
@@ -58857,18 +58443,12 @@
         </w:rPr>
         <w:t xml:space="preserve">No texto original, temos a palavra "porque" que pode introduzir uma razão ou base para: (1) os três comandos em </w:t>
       </w:r>
-      <w:hyperlink r:id="rId62">
-        <w:r>
-          <w:rPr>
-            <w:lang w:val="pt_PT" w:bidi="pt_PT"/>
-          </w:rPr>
-          <w:rPr>
-            <w:color w:val="0000EE"/>
-            <w:u w:val="single"/>
-          </w:rPr>
-          <w:t>5.16–18</w:t>
-        </w:r>
-      </w:hyperlink>
+      <w:r>
+        <w:rPr>
+          <w:lang w:val="pt_PT" w:bidi="pt_PT"/>
+        </w:rPr>
+        <w:t>5.16–18</w:t>
+      </w:r>
       <w:r>
         <w:rPr>
           <w:lang w:val="pt_PT" w:bidi="pt_PT"/>
@@ -58999,18 +58579,12 @@
         </w:rPr>
         <w:t xml:space="preserve"> pode se referir a: (1) os três comandos em </w:t>
       </w:r>
-      <w:hyperlink r:id="rId62">
-        <w:r>
-          <w:rPr>
-            <w:lang w:val="pt_PT" w:bidi="pt_PT"/>
-          </w:rPr>
-          <w:rPr>
-            <w:color w:val="0000EE"/>
-            <w:u w:val="single"/>
-          </w:rPr>
-          <w:t>5.16–18</w:t>
-        </w:r>
-      </w:hyperlink>
+      <w:r>
+        <w:rPr>
+          <w:lang w:val="pt_PT" w:bidi="pt_PT"/>
+        </w:rPr>
+        <w:t>5.16–18</w:t>
+      </w:r>
       <w:r>
         <w:rPr>
           <w:lang w:val="pt_PT" w:bidi="pt_PT"/>
@@ -59632,18 +59206,12 @@
         </w:rPr>
         <w:t xml:space="preserve">Aqui, Paulo pode estar dando um exemplo específico de sua ordem para não “extinguir o Espírito” em </w:t>
       </w:r>
-      <w:hyperlink r:id="rId63">
-        <w:r>
-          <w:rPr>
-            <w:lang w:val="pt_PT" w:bidi="pt_PT"/>
-          </w:rPr>
-          <w:rPr>
-            <w:color w:val="0000EE"/>
-            <w:u w:val="single"/>
-          </w:rPr>
-          <w:t>5.19</w:t>
-        </w:r>
-      </w:hyperlink>
+      <w:r>
+        <w:rPr>
+          <w:lang w:val="pt_PT" w:bidi="pt_PT"/>
+        </w:rPr>
+        <w:t>5.19</w:t>
+      </w:r>
       <w:r>
         <w:rPr>
           <w:lang w:val="pt_PT" w:bidi="pt_PT"/>
@@ -59984,18 +59552,12 @@
         </w:rPr>
         <w:t xml:space="preserve">Aqui, Paulo pode estar se referindo a: (1) as “profecias” que ele mencionou no versículo anterior (veja </w:t>
       </w:r>
-      <w:hyperlink r:id="rId64">
-        <w:r>
-          <w:rPr>
-            <w:lang w:val="pt_PT" w:bidi="pt_PT"/>
-          </w:rPr>
-          <w:rPr>
-            <w:color w:val="0000EE"/>
-            <w:u w:val="single"/>
-          </w:rPr>
-          <w:t>5.20</w:t>
-        </w:r>
-      </w:hyperlink>
+      <w:r>
+        <w:rPr>
+          <w:lang w:val="pt_PT" w:bidi="pt_PT"/>
+        </w:rPr>
+        <w:t>5.20</w:t>
+      </w:r>
       <w:r>
         <w:rPr>
           <w:lang w:val="pt_PT" w:bidi="pt_PT"/>
@@ -60252,36 +59814,24 @@
         </w:rPr>
         <w:t>Aqui, assim como no versículo anterior (</w:t>
       </w:r>
-      <w:hyperlink r:id="rId65">
-        <w:r>
-          <w:rPr>
-            <w:lang w:val="pt_PT" w:bidi="pt_PT"/>
-          </w:rPr>
-          <w:rPr>
-            <w:color w:val="0000EE"/>
-            <w:u w:val="single"/>
-          </w:rPr>
-          <w:t>5.22</w:t>
-        </w:r>
-      </w:hyperlink>
+      <w:r>
+        <w:rPr>
+          <w:lang w:val="pt_PT" w:bidi="pt_PT"/>
+        </w:rPr>
+        <w:t>5.22</w:t>
+      </w:r>
       <w:r>
         <w:rPr>
           <w:lang w:val="pt_PT" w:bidi="pt_PT"/>
         </w:rPr>
         <w:t xml:space="preserve">), Paulo pode estar se referindo a: (1) as “profecias” que ele mencionou em </w:t>
       </w:r>
-      <w:hyperlink r:id="rId64">
-        <w:r>
-          <w:rPr>
-            <w:lang w:val="pt_PT" w:bidi="pt_PT"/>
-          </w:rPr>
-          <w:rPr>
-            <w:color w:val="0000EE"/>
-            <w:u w:val="single"/>
-          </w:rPr>
-          <w:t>5.20</w:t>
-        </w:r>
-      </w:hyperlink>
+      <w:r>
+        <w:rPr>
+          <w:lang w:val="pt_PT" w:bidi="pt_PT"/>
+        </w:rPr>
+        <w:t>5.20</w:t>
+      </w:r>
       <w:r>
         <w:rPr>
           <w:lang w:val="pt_PT" w:bidi="pt_PT"/>
@@ -60852,72 +60402,48 @@
         </w:rPr>
         <w:t xml:space="preserve">Aqui, Paulo usa a forma possessiva "o Deus da paz", que é um título para Deus encontrado no Novo Testamento (veja </w:t>
       </w:r>
-      <w:hyperlink r:id="rId66">
-        <w:r>
-          <w:rPr>
-            <w:lang w:val="pt_PT" w:bidi="pt_PT"/>
-          </w:rPr>
-          <w:rPr>
-            <w:color w:val="0000EE"/>
-            <w:u w:val="single"/>
-          </w:rPr>
-          <w:t>Romanos 15.33,</w:t>
-        </w:r>
-      </w:hyperlink>
+      <w:r>
+        <w:rPr>
+          <w:lang w:val="pt_PT" w:bidi="pt_PT"/>
+        </w:rPr>
+        <w:t>Romanos 15.33,</w:t>
+      </w:r>
       <w:r>
         <w:rPr>
           <w:lang w:val="pt_PT" w:bidi="pt_PT"/>
         </w:rPr>
         <w:t xml:space="preserve"> </w:t>
       </w:r>
-      <w:hyperlink r:id="rId67">
-        <w:r>
-          <w:rPr>
-            <w:lang w:val="pt_PT" w:bidi="pt_PT"/>
-          </w:rPr>
-          <w:rPr>
-            <w:color w:val="0000EE"/>
-            <w:u w:val="single"/>
-          </w:rPr>
-          <w:t>16.20</w:t>
-        </w:r>
-      </w:hyperlink>
+      <w:r>
+        <w:rPr>
+          <w:lang w:val="pt_PT" w:bidi="pt_PT"/>
+        </w:rPr>
+        <w:t>16.20</w:t>
+      </w:r>
       <w:r>
         <w:rPr>
           <w:lang w:val="pt_PT" w:bidi="pt_PT"/>
         </w:rPr>
         <w:t xml:space="preserve">; </w:t>
       </w:r>
-      <w:hyperlink r:id="rId68">
-        <w:r>
-          <w:rPr>
-            <w:lang w:val="pt_PT" w:bidi="pt_PT"/>
-          </w:rPr>
-          <w:rPr>
-            <w:color w:val="0000EE"/>
-            <w:u w:val="single"/>
-          </w:rPr>
-          <w:t>Filipenses 4.9</w:t>
-        </w:r>
-      </w:hyperlink>
+      <w:r>
+        <w:rPr>
+          <w:lang w:val="pt_PT" w:bidi="pt_PT"/>
+        </w:rPr>
+        <w:t>Filipenses 4.9</w:t>
+      </w:r>
       <w:r>
         <w:rPr>
           <w:lang w:val="pt_PT" w:bidi="pt_PT"/>
         </w:rPr>
         <w:t xml:space="preserve">; </w:t>
       </w:r>
-      <w:hyperlink r:id="rId69">
-        <w:r>
-          <w:rPr>
-            <w:lang w:val="pt_PT" w:bidi="pt_PT"/>
-          </w:rPr>
-          <w:rPr>
-            <w:color w:val="0000EE"/>
-            <w:u w:val="single"/>
-          </w:rPr>
-          <w:t>Hebreus 13.20</w:t>
-        </w:r>
-      </w:hyperlink>
+      <w:r>
+        <w:rPr>
+          <w:lang w:val="pt_PT" w:bidi="pt_PT"/>
+        </w:rPr>
+        <w:t>Hebreus 13.20</w:t>
+      </w:r>
       <w:r>
         <w:rPr>
           <w:lang w:val="pt_PT" w:bidi="pt_PT"/>
@@ -61953,18 +61479,12 @@
         </w:rPr>
         <w:t xml:space="preserve"> refere-se ao momento específico no futuro quando Jesus retornará à terra, julgará todos, punirá os descrentes e recompensará os crentes. Se for útil em seu idioma, você pode tornar essa ideia mais explícita. Veja como você traduziu a frase semelhante em </w:t>
       </w:r>
-      <w:hyperlink r:id="rId54">
-        <w:r>
-          <w:rPr>
-            <w:lang w:val="pt_PT" w:bidi="pt_PT"/>
-          </w:rPr>
-          <w:rPr>
-            <w:color w:val="0000EE"/>
-            <w:u w:val="single"/>
-          </w:rPr>
-          <w:t>4.15</w:t>
-        </w:r>
-      </w:hyperlink>
+      <w:r>
+        <w:rPr>
+          <w:lang w:val="pt_PT" w:bidi="pt_PT"/>
+        </w:rPr>
+        <w:t>4.15</w:t>
+      </w:r>
       <w:r>
         <w:rPr>
           <w:lang w:val="pt_PT" w:bidi="pt_PT"/>
@@ -62337,18 +61857,12 @@
         </w:rPr>
         <w:t xml:space="preserve"> refere-se ao “Deus da paz” (veja </w:t>
       </w:r>
-      <w:hyperlink r:id="rId70">
-        <w:r>
-          <w:rPr>
-            <w:lang w:val="pt_PT" w:bidi="pt_PT"/>
-          </w:rPr>
-          <w:rPr>
-            <w:color w:val="0000EE"/>
-            <w:u w:val="single"/>
-          </w:rPr>
-          <w:t>5.23</w:t>
-        </w:r>
-      </w:hyperlink>
+      <w:r>
+        <w:rPr>
+          <w:lang w:val="pt_PT" w:bidi="pt_PT"/>
+        </w:rPr>
+        <w:t>5.23</w:t>
+      </w:r>
       <w:r>
         <w:rPr>
           <w:lang w:val="pt_PT" w:bidi="pt_PT"/>
@@ -62466,18 +61980,12 @@
         </w:rPr>
         <w:t xml:space="preserve">. Ele sugere que Deus fará o que Paulo orou no versículo anterior (veja </w:t>
       </w:r>
-      <w:hyperlink r:id="rId70">
-        <w:r>
-          <w:rPr>
-            <w:lang w:val="pt_PT" w:bidi="pt_PT"/>
-          </w:rPr>
-          <w:rPr>
-            <w:color w:val="0000EE"/>
-            <w:u w:val="single"/>
-          </w:rPr>
-          <w:t>5.23</w:t>
-        </w:r>
-      </w:hyperlink>
+      <w:r>
+        <w:rPr>
+          <w:lang w:val="pt_PT" w:bidi="pt_PT"/>
+        </w:rPr>
+        <w:t>5.23</w:t>
+      </w:r>
       <w:r>
         <w:rPr>
           <w:lang w:val="pt_PT" w:bidi="pt_PT"/>
@@ -62596,18 +62104,12 @@
         </w:rPr>
         <w:t xml:space="preserve">No texto original, "também" indica que os tessalonicenses devem orar por Paulo, Silas e Timóteo, assim como Paulo, Silas e Timóteo oram por eles (veja </w:t>
       </w:r>
-      <w:hyperlink r:id="rId70">
-        <w:r>
-          <w:rPr>
-            <w:lang w:val="pt_PT" w:bidi="pt_PT"/>
-          </w:rPr>
-          <w:rPr>
-            <w:color w:val="0000EE"/>
-            <w:u w:val="single"/>
-          </w:rPr>
-          <w:t>5.23</w:t>
-        </w:r>
-      </w:hyperlink>
+      <w:r>
+        <w:rPr>
+          <w:lang w:val="pt_PT" w:bidi="pt_PT"/>
+        </w:rPr>
+        <w:t>5.23</w:t>
+      </w:r>
       <w:r>
         <w:rPr>
           <w:lang w:val="pt_PT" w:bidi="pt_PT"/>
